--- a/website instructions.docx
+++ b/website instructions.docx
@@ -2,635 +2,6 @@
 <file path=word/document.xml><?xml version="1.0" encoding="utf-8"?>
 <w:document xmlns:wpc="http://schemas.microsoft.com/office/word/2010/wordprocessingCanvas" xmlns:cx="http://schemas.microsoft.com/office/drawing/2014/chartex" xmlns:cx1="http://schemas.microsoft.com/office/drawing/2015/9/8/chartex" xmlns:cx2="http://schemas.microsoft.com/office/drawing/2015/10/21/chartex" xmlns:cx3="http://schemas.microsoft.com/office/drawing/2016/5/9/chartex" xmlns:cx4="http://schemas.microsoft.com/office/drawing/2016/5/10/chartex" xmlns:cx5="http://schemas.microsoft.com/office/drawing/2016/5/11/chartex" xmlns:cx6="http://schemas.microsoft.com/office/drawing/2016/5/12/chartex" xmlns:cx7="http://schemas.microsoft.com/office/drawing/2016/5/13/chartex" xmlns:cx8="http://schemas.microsoft.com/office/drawing/2016/5/14/chartex" xmlns:mc="http://schemas.openxmlformats.org/markup-compatibility/2006" xmlns:aink="http://schemas.microsoft.com/office/drawing/2016/ink" xmlns:am3d="http://schemas.microsoft.com/office/drawing/2017/model3d" xmlns:o="urn:schemas-microsoft-com:office:office" xmlns:oel="http://schemas.microsoft.com/office/2019/extlst" xmlns:r="http://schemas.openxmlformats.org/officeDocument/2006/relationships" xmlns:m="http://schemas.openxmlformats.org/officeDocument/2006/math" xmlns:v="urn:schemas-microsoft-com:vml" xmlns:wp14="http://schemas.microsoft.com/office/word/2010/wordprocessingDrawing" xmlns:wp="http://schemas.openxmlformats.org/drawingml/2006/wordprocessingDrawing" xmlns:w10="urn:schemas-microsoft-com:office:word" xmlns:w="http://schemas.openxmlformats.org/wordprocessingml/2006/main" xmlns:w14="http://schemas.microsoft.com/office/word/2010/wordml" xmlns:w15="http://schemas.microsoft.com/office/word/2012/wordml" xmlns:w16cex="http://schemas.microsoft.com/office/word/2018/wordml/cex" xmlns:w16cid="http://schemas.microsoft.com/office/word/2016/wordml/cid" xmlns:w16="http://schemas.microsoft.com/office/word/2018/wordml" xmlns:w16du="http://schemas.microsoft.com/office/word/2023/wordml/word16du" xmlns:w16sdtdh="http://schemas.microsoft.com/office/word/2020/wordml/sdtdatahash" xmlns:w16sdtfl="http://schemas.microsoft.com/office/word/2024/wordml/sdtformatlock" xmlns:w16se="http://schemas.microsoft.com/office/word/2015/wordml/symex" xmlns:wpg="http://schemas.microsoft.com/office/word/2010/wordprocessingGroup" xmlns:wpi="http://schemas.microsoft.com/office/word/2010/wordprocessingInk" xmlns:wne="http://schemas.microsoft.com/office/word/2006/wordml" xmlns:wps="http://schemas.microsoft.com/office/word/2010/wordprocessingShape" mc:Ignorable="w14 w15 w16se w16cid w16 w16cex w16sdtdh w16sdtfl w16du wp14">
   <w:body>
-    <w:p>
-      <w:pPr>
-        <w:spacing w:before="100" w:beforeAutospacing="1" w:after="100" w:afterAutospacing="1" w:line="276" w:lineRule="auto"/>
-        <w:rPr>
-          <w:rFonts w:ascii="Times New Roman" w:eastAsia="Times New Roman" w:hAnsi="Times New Roman" w:cs="Times New Roman"/>
-          <w:kern w:val="0"/>
-          <w:lang w:eastAsia="de-DE"/>
-          <w14:ligatures w14:val="none"/>
-        </w:rPr>
-      </w:pPr>
-      <w:r>
-        <w:rPr>
-          <w:rFonts w:ascii="Times New Roman" w:eastAsia="Times New Roman" w:hAnsi="Times New Roman" w:cs="Times New Roman"/>
-          <w:kern w:val="0"/>
-          <w:lang w:eastAsia="de-DE"/>
-          <w14:ligatures w14:val="none"/>
-        </w:rPr>
-        <w:t>Um Ihre Quarto-Website zu ändern, folgen Sie diesen Schritten:</w:t>
-      </w:r>
-    </w:p>
-    <w:p>
-      <w:pPr>
-        <w:numPr>
-          <w:ilvl w:val="0"/>
-          <w:numId w:val="1"/>
-        </w:numPr>
-        <w:spacing w:before="100" w:beforeAutospacing="1" w:after="100" w:afterAutospacing="1" w:line="276" w:lineRule="auto"/>
-        <w:rPr>
-          <w:rFonts w:ascii="Times New Roman" w:eastAsia="Times New Roman" w:hAnsi="Times New Roman" w:cs="Times New Roman"/>
-          <w:kern w:val="0"/>
-          <w:lang w:eastAsia="de-DE"/>
-          <w14:ligatures w14:val="none"/>
-        </w:rPr>
-      </w:pPr>
-      <w:r>
-        <w:rPr>
-          <w:rFonts w:ascii="Times New Roman" w:eastAsia="Times New Roman" w:hAnsi="Times New Roman" w:cs="Times New Roman"/>
-          <w:b/>
-          <w:bCs/>
-          <w:kern w:val="0"/>
-          <w:lang w:eastAsia="de-DE"/>
-          <w14:ligatures w14:val="none"/>
-        </w:rPr>
-        <w:t>Lokale Dateien bearbeiten:</w:t>
-      </w:r>
-    </w:p>
-    <w:p>
-      <w:pPr>
-        <w:numPr>
-          <w:ilvl w:val="1"/>
-          <w:numId w:val="1"/>
-        </w:numPr>
-        <w:spacing w:before="100" w:beforeAutospacing="1" w:after="100" w:afterAutospacing="1" w:line="276" w:lineRule="auto"/>
-        <w:rPr>
-          <w:rFonts w:ascii="Times New Roman" w:eastAsia="Times New Roman" w:hAnsi="Times New Roman" w:cs="Times New Roman"/>
-          <w:kern w:val="0"/>
-          <w:lang w:eastAsia="de-DE"/>
-          <w14:ligatures w14:val="none"/>
-        </w:rPr>
-      </w:pPr>
-      <w:r>
-        <w:rPr>
-          <w:rFonts w:ascii="Times New Roman" w:eastAsia="Times New Roman" w:hAnsi="Times New Roman" w:cs="Times New Roman"/>
-          <w:kern w:val="0"/>
-          <w:lang w:eastAsia="de-DE"/>
-          <w14:ligatures w14:val="none"/>
-        </w:rPr>
-        <w:t>Öffnen Sie das lokale Verzeichnis Ihres Projekts (</w:t>
-      </w:r>
-      <w:r>
-        <w:rPr>
-          <w:rFonts w:ascii="Courier New" w:eastAsia="Times New Roman" w:hAnsi="Courier New" w:cs="Courier New"/>
-          <w:kern w:val="0"/>
-          <w:sz w:val="20"/>
-          <w:szCs w:val="20"/>
-          <w:lang w:eastAsia="de-DE"/>
-          <w14:ligatures w14:val="none"/>
-        </w:rPr>
-        <w:t>yourusername.github.io</w:t>
-      </w:r>
-      <w:r>
-        <w:rPr>
-          <w:rFonts w:ascii="Times New Roman" w:eastAsia="Times New Roman" w:hAnsi="Times New Roman" w:cs="Times New Roman"/>
-          <w:kern w:val="0"/>
-          <w:lang w:eastAsia="de-DE"/>
-          <w14:ligatures w14:val="none"/>
-        </w:rPr>
-        <w:t>) auf Ihrem Computer.</w:t>
-      </w:r>
-    </w:p>
-    <w:p>
-      <w:pPr>
-        <w:numPr>
-          <w:ilvl w:val="1"/>
-          <w:numId w:val="1"/>
-        </w:numPr>
-        <w:spacing w:before="100" w:beforeAutospacing="1" w:after="100" w:afterAutospacing="1" w:line="276" w:lineRule="auto"/>
-        <w:rPr>
-          <w:rFonts w:ascii="Times New Roman" w:eastAsia="Times New Roman" w:hAnsi="Times New Roman" w:cs="Times New Roman"/>
-          <w:kern w:val="0"/>
-          <w:lang w:eastAsia="de-DE"/>
-          <w14:ligatures w14:val="none"/>
-        </w:rPr>
-      </w:pPr>
-      <w:r>
-        <w:rPr>
-          <w:rFonts w:ascii="Times New Roman" w:eastAsia="Times New Roman" w:hAnsi="Times New Roman" w:cs="Times New Roman"/>
-          <w:kern w:val="0"/>
-          <w:lang w:eastAsia="de-DE"/>
-          <w14:ligatures w14:val="none"/>
-        </w:rPr>
-        <w:t xml:space="preserve">Bearbeiten Sie die </w:t>
-      </w:r>
-      <w:r>
-        <w:rPr>
-          <w:rFonts w:ascii="Courier New" w:eastAsia="Times New Roman" w:hAnsi="Courier New" w:cs="Courier New"/>
-          <w:kern w:val="0"/>
-          <w:sz w:val="20"/>
-          <w:szCs w:val="20"/>
-          <w:lang w:eastAsia="de-DE"/>
-          <w14:ligatures w14:val="none"/>
-        </w:rPr>
-        <w:t>.qmd</w:t>
-      </w:r>
-      <w:r>
-        <w:rPr>
-          <w:rFonts w:ascii="Times New Roman" w:eastAsia="Times New Roman" w:hAnsi="Times New Roman" w:cs="Times New Roman"/>
-          <w:kern w:val="0"/>
-          <w:lang w:eastAsia="de-DE"/>
-          <w14:ligatures w14:val="none"/>
-        </w:rPr>
-        <w:t>-Dateien (Quarto Markdown), um Inhalte hinzuzufügen oder zu ändern. Diese Dateien enthalten den Text, den Code und das Layout Ihrer Website.</w:t>
-      </w:r>
-    </w:p>
-    <w:p>
-      <w:pPr>
-        <w:numPr>
-          <w:ilvl w:val="0"/>
-          <w:numId w:val="1"/>
-        </w:numPr>
-        <w:spacing w:before="100" w:beforeAutospacing="1" w:after="100" w:afterAutospacing="1" w:line="276" w:lineRule="auto"/>
-        <w:rPr>
-          <w:rFonts w:ascii="Times New Roman" w:eastAsia="Times New Roman" w:hAnsi="Times New Roman" w:cs="Times New Roman"/>
-          <w:kern w:val="0"/>
-          <w:lang w:eastAsia="de-DE"/>
-          <w14:ligatures w14:val="none"/>
-        </w:rPr>
-      </w:pPr>
-      <w:r>
-        <w:rPr>
-          <w:rFonts w:ascii="Times New Roman" w:eastAsia="Times New Roman" w:hAnsi="Times New Roman" w:cs="Times New Roman"/>
-          <w:b/>
-          <w:bCs/>
-          <w:kern w:val="0"/>
-          <w:lang w:eastAsia="de-DE"/>
-          <w14:ligatures w14:val="none"/>
-        </w:rPr>
-        <w:t>Quarto-Website neu rendern:</w:t>
-      </w:r>
-    </w:p>
-    <w:p>
-      <w:pPr>
-        <w:numPr>
-          <w:ilvl w:val="1"/>
-          <w:numId w:val="1"/>
-        </w:numPr>
-        <w:spacing w:before="100" w:beforeAutospacing="1" w:after="100" w:afterAutospacing="1" w:line="276" w:lineRule="auto"/>
-        <w:rPr>
-          <w:rFonts w:ascii="Times New Roman" w:eastAsia="Times New Roman" w:hAnsi="Times New Roman" w:cs="Times New Roman"/>
-          <w:kern w:val="0"/>
-          <w:lang w:eastAsia="de-DE"/>
-          <w14:ligatures w14:val="none"/>
-        </w:rPr>
-      </w:pPr>
-      <w:r>
-        <w:rPr>
-          <w:rFonts w:ascii="Times New Roman" w:eastAsia="Times New Roman" w:hAnsi="Times New Roman" w:cs="Times New Roman"/>
-          <w:kern w:val="0"/>
-          <w:lang w:eastAsia="de-DE"/>
-          <w14:ligatures w14:val="none"/>
-        </w:rPr>
-        <w:t>Nachdem Sie die Änderungen vorgenommen haben, öffnen Sie ein Terminal, navigieren Sie zu Ihrem Projektverzeichnis und führen Sie den folgenden Befehl aus, um die Website neu zu generieren:</w:t>
-      </w:r>
-    </w:p>
-    <w:p>
-      <w:pPr>
-        <w:numPr>
-          <w:ilvl w:val="1"/>
-          <w:numId w:val="1"/>
-        </w:numPr>
-        <w:tabs>
-          <w:tab w:val="clear" w:pos="1440"/>
-          <w:tab w:val="left" w:pos="916"/>
-          <w:tab w:val="left" w:pos="1832"/>
-          <w:tab w:val="left" w:pos="2748"/>
-          <w:tab w:val="left" w:pos="3664"/>
-          <w:tab w:val="left" w:pos="4580"/>
-          <w:tab w:val="left" w:pos="5496"/>
-          <w:tab w:val="left" w:pos="6412"/>
-          <w:tab w:val="left" w:pos="7328"/>
-          <w:tab w:val="left" w:pos="8244"/>
-          <w:tab w:val="left" w:pos="9160"/>
-          <w:tab w:val="left" w:pos="10076"/>
-          <w:tab w:val="left" w:pos="10992"/>
-          <w:tab w:val="left" w:pos="11908"/>
-          <w:tab w:val="left" w:pos="12824"/>
-          <w:tab w:val="left" w:pos="13740"/>
-          <w:tab w:val="left" w:pos="14656"/>
-        </w:tabs>
-        <w:spacing w:line="276" w:lineRule="auto"/>
-        <w:rPr>
-          <w:rFonts w:ascii="Courier New" w:eastAsia="Times New Roman" w:hAnsi="Courier New" w:cs="Courier New"/>
-          <w:kern w:val="0"/>
-          <w:sz w:val="20"/>
-          <w:szCs w:val="20"/>
-          <w:lang w:eastAsia="de-DE"/>
-          <w14:ligatures w14:val="none"/>
-        </w:rPr>
-      </w:pPr>
-      <w:r>
-        <w:rPr>
-          <w:rFonts w:ascii="Courier New" w:eastAsia="Times New Roman" w:hAnsi="Courier New" w:cs="Courier New"/>
-          <w:kern w:val="0"/>
-          <w:sz w:val="20"/>
-          <w:szCs w:val="20"/>
-          <w:lang w:eastAsia="de-DE"/>
-          <w14:ligatures w14:val="none"/>
-        </w:rPr>
-        <w:t>quarto render</w:t>
-      </w:r>
-    </w:p>
-    <w:p>
-      <w:pPr>
-        <w:tabs>
-          <w:tab w:val="left" w:pos="916"/>
-          <w:tab w:val="left" w:pos="1832"/>
-          <w:tab w:val="left" w:pos="2748"/>
-          <w:tab w:val="left" w:pos="3664"/>
-          <w:tab w:val="left" w:pos="4580"/>
-          <w:tab w:val="left" w:pos="5496"/>
-          <w:tab w:val="left" w:pos="6412"/>
-          <w:tab w:val="left" w:pos="7328"/>
-          <w:tab w:val="left" w:pos="8244"/>
-          <w:tab w:val="left" w:pos="9160"/>
-          <w:tab w:val="left" w:pos="10076"/>
-          <w:tab w:val="left" w:pos="10992"/>
-          <w:tab w:val="left" w:pos="11908"/>
-          <w:tab w:val="left" w:pos="12824"/>
-          <w:tab w:val="left" w:pos="13740"/>
-          <w:tab w:val="left" w:pos="14656"/>
-        </w:tabs>
-        <w:spacing w:line="276" w:lineRule="auto"/>
-        <w:ind w:left="1440"/>
-        <w:rPr>
-          <w:rFonts w:ascii="Courier New" w:eastAsia="Times New Roman" w:hAnsi="Courier New" w:cs="Courier New"/>
-          <w:kern w:val="0"/>
-          <w:sz w:val="20"/>
-          <w:szCs w:val="20"/>
-          <w:lang w:eastAsia="de-DE"/>
-          <w14:ligatures w14:val="none"/>
-        </w:rPr>
-      </w:pPr>
-      <w:r>
-        <w:rPr>
-          <w:rFonts w:ascii="Courier New" w:eastAsia="Times New Roman" w:hAnsi="Courier New" w:cs="Courier New"/>
-          <w:i/>
-          <w:iCs/>
-          <w:kern w:val="0"/>
-          <w:sz w:val="20"/>
-          <w:szCs w:val="20"/>
-          <w:lang w:eastAsia="de-DE"/>
-          <w14:ligatures w14:val="none"/>
-        </w:rPr>
-        <w:t xml:space="preserve"> </w:t>
-      </w:r>
-      <w:r>
-        <w:rPr>
-          <w:rFonts w:ascii="Courier New" w:eastAsia="Times New Roman" w:hAnsi="Courier New" w:cs="Courier New"/>
-          <w:kern w:val="0"/>
-          <w:sz w:val="20"/>
-          <w:szCs w:val="20"/>
-          <w:lang w:eastAsia="de-DE"/>
-          <w14:ligatures w14:val="none"/>
-        </w:rPr>
-        <w:t>Code kopieren</w:t>
-      </w:r>
-    </w:p>
-    <w:p>
-      <w:pPr>
-        <w:numPr>
-          <w:ilvl w:val="0"/>
-          <w:numId w:val="1"/>
-        </w:numPr>
-        <w:spacing w:before="100" w:beforeAutospacing="1" w:after="100" w:afterAutospacing="1" w:line="276" w:lineRule="auto"/>
-        <w:rPr>
-          <w:rFonts w:ascii="Times New Roman" w:eastAsia="Times New Roman" w:hAnsi="Times New Roman" w:cs="Times New Roman"/>
-          <w:kern w:val="0"/>
-          <w:lang w:eastAsia="de-DE"/>
-          <w14:ligatures w14:val="none"/>
-        </w:rPr>
-      </w:pPr>
-      <w:r>
-        <w:rPr>
-          <w:rFonts w:ascii="Times New Roman" w:eastAsia="Times New Roman" w:hAnsi="Times New Roman" w:cs="Times New Roman"/>
-          <w:b/>
-          <w:bCs/>
-          <w:kern w:val="0"/>
-          <w:lang w:eastAsia="de-DE"/>
-          <w14:ligatures w14:val="none"/>
-        </w:rPr>
-        <w:t>Änderungen auf GitHub übertragen:</w:t>
-      </w:r>
-    </w:p>
-    <w:p>
-      <w:pPr>
-        <w:numPr>
-          <w:ilvl w:val="1"/>
-          <w:numId w:val="1"/>
-        </w:numPr>
-        <w:spacing w:before="100" w:beforeAutospacing="1" w:after="100" w:afterAutospacing="1" w:line="276" w:lineRule="auto"/>
-        <w:rPr>
-          <w:rFonts w:ascii="Times New Roman" w:eastAsia="Times New Roman" w:hAnsi="Times New Roman" w:cs="Times New Roman"/>
-          <w:kern w:val="0"/>
-          <w:lang w:eastAsia="de-DE"/>
-          <w14:ligatures w14:val="none"/>
-        </w:rPr>
-      </w:pPr>
-      <w:r>
-        <w:rPr>
-          <w:rFonts w:ascii="Times New Roman" w:eastAsia="Times New Roman" w:hAnsi="Times New Roman" w:cs="Times New Roman"/>
-          <w:kern w:val="0"/>
-          <w:lang w:eastAsia="de-DE"/>
-          <w14:ligatures w14:val="none"/>
-        </w:rPr>
-        <w:t>Initialisieren Sie ein Git-Commit mit Ihren Änderungen und pushen Sie sie zu Ihrem GitHub-Repository:</w:t>
-      </w:r>
-    </w:p>
-    <w:p>
-      <w:pPr>
-        <w:numPr>
-          <w:ilvl w:val="1"/>
-          <w:numId w:val="1"/>
-        </w:numPr>
-        <w:tabs>
-          <w:tab w:val="clear" w:pos="1440"/>
-          <w:tab w:val="left" w:pos="916"/>
-          <w:tab w:val="left" w:pos="1832"/>
-          <w:tab w:val="left" w:pos="2748"/>
-          <w:tab w:val="left" w:pos="3664"/>
-          <w:tab w:val="left" w:pos="4580"/>
-          <w:tab w:val="left" w:pos="5496"/>
-          <w:tab w:val="left" w:pos="6412"/>
-          <w:tab w:val="left" w:pos="7328"/>
-          <w:tab w:val="left" w:pos="8244"/>
-          <w:tab w:val="left" w:pos="9160"/>
-          <w:tab w:val="left" w:pos="10076"/>
-          <w:tab w:val="left" w:pos="10992"/>
-          <w:tab w:val="left" w:pos="11908"/>
-          <w:tab w:val="left" w:pos="12824"/>
-          <w:tab w:val="left" w:pos="13740"/>
-          <w:tab w:val="left" w:pos="14656"/>
-        </w:tabs>
-        <w:spacing w:line="276" w:lineRule="auto"/>
-        <w:rPr>
-          <w:rFonts w:ascii="Courier New" w:eastAsia="Times New Roman" w:hAnsi="Courier New" w:cs="Courier New"/>
-          <w:kern w:val="0"/>
-          <w:sz w:val="20"/>
-          <w:szCs w:val="20"/>
-          <w:lang w:eastAsia="de-DE"/>
-          <w14:ligatures w14:val="none"/>
-        </w:rPr>
-      </w:pPr>
-      <w:r>
-        <w:rPr>
-          <w:rFonts w:ascii="Courier New" w:eastAsia="Times New Roman" w:hAnsi="Courier New" w:cs="Courier New"/>
-          <w:kern w:val="0"/>
-          <w:sz w:val="20"/>
-          <w:szCs w:val="20"/>
-          <w:lang w:eastAsia="de-DE"/>
-          <w14:ligatures w14:val="none"/>
-        </w:rPr>
-        <w:t>git add .</w:t>
-      </w:r>
-    </w:p>
-    <w:p>
-      <w:pPr>
-        <w:numPr>
-          <w:ilvl w:val="1"/>
-          <w:numId w:val="1"/>
-        </w:numPr>
-        <w:tabs>
-          <w:tab w:val="clear" w:pos="1440"/>
-          <w:tab w:val="left" w:pos="916"/>
-          <w:tab w:val="left" w:pos="1832"/>
-          <w:tab w:val="left" w:pos="2748"/>
-          <w:tab w:val="left" w:pos="3664"/>
-          <w:tab w:val="left" w:pos="4580"/>
-          <w:tab w:val="left" w:pos="5496"/>
-          <w:tab w:val="left" w:pos="6412"/>
-          <w:tab w:val="left" w:pos="7328"/>
-          <w:tab w:val="left" w:pos="8244"/>
-          <w:tab w:val="left" w:pos="9160"/>
-          <w:tab w:val="left" w:pos="10076"/>
-          <w:tab w:val="left" w:pos="10992"/>
-          <w:tab w:val="left" w:pos="11908"/>
-          <w:tab w:val="left" w:pos="12824"/>
-          <w:tab w:val="left" w:pos="13740"/>
-          <w:tab w:val="left" w:pos="14656"/>
-        </w:tabs>
-        <w:spacing w:line="276" w:lineRule="auto"/>
-        <w:rPr>
-          <w:rFonts w:ascii="Courier New" w:eastAsia="Times New Roman" w:hAnsi="Courier New" w:cs="Courier New"/>
-          <w:kern w:val="0"/>
-          <w:sz w:val="20"/>
-          <w:szCs w:val="20"/>
-          <w:lang w:eastAsia="de-DE"/>
-          <w14:ligatures w14:val="none"/>
-        </w:rPr>
-      </w:pPr>
-      <w:r>
-        <w:rPr>
-          <w:rFonts w:ascii="Courier New" w:eastAsia="Times New Roman" w:hAnsi="Courier New" w:cs="Courier New"/>
-          <w:kern w:val="0"/>
-          <w:sz w:val="20"/>
-          <w:szCs w:val="20"/>
-          <w:lang w:eastAsia="de-DE"/>
-          <w14:ligatures w14:val="none"/>
-        </w:rPr>
-        <w:t>git commit -m "Updated website content"</w:t>
-      </w:r>
-    </w:p>
-    <w:p>
-      <w:pPr>
-        <w:numPr>
-          <w:ilvl w:val="1"/>
-          <w:numId w:val="1"/>
-        </w:numPr>
-        <w:tabs>
-          <w:tab w:val="clear" w:pos="1440"/>
-          <w:tab w:val="left" w:pos="916"/>
-          <w:tab w:val="left" w:pos="1832"/>
-          <w:tab w:val="left" w:pos="2748"/>
-          <w:tab w:val="left" w:pos="3664"/>
-          <w:tab w:val="left" w:pos="4580"/>
-          <w:tab w:val="left" w:pos="5496"/>
-          <w:tab w:val="left" w:pos="6412"/>
-          <w:tab w:val="left" w:pos="7328"/>
-          <w:tab w:val="left" w:pos="8244"/>
-          <w:tab w:val="left" w:pos="9160"/>
-          <w:tab w:val="left" w:pos="10076"/>
-          <w:tab w:val="left" w:pos="10992"/>
-          <w:tab w:val="left" w:pos="11908"/>
-          <w:tab w:val="left" w:pos="12824"/>
-          <w:tab w:val="left" w:pos="13740"/>
-          <w:tab w:val="left" w:pos="14656"/>
-        </w:tabs>
-        <w:spacing w:line="276" w:lineRule="auto"/>
-        <w:rPr>
-          <w:rFonts w:ascii="Courier New" w:eastAsia="Times New Roman" w:hAnsi="Courier New" w:cs="Courier New"/>
-          <w:kern w:val="0"/>
-          <w:sz w:val="20"/>
-          <w:szCs w:val="20"/>
-          <w:lang w:eastAsia="de-DE"/>
-          <w14:ligatures w14:val="none"/>
-        </w:rPr>
-      </w:pPr>
-      <w:r>
-        <w:rPr>
-          <w:rFonts w:ascii="Courier New" w:eastAsia="Times New Roman" w:hAnsi="Courier New" w:cs="Courier New"/>
-          <w:kern w:val="0"/>
-          <w:sz w:val="20"/>
-          <w:szCs w:val="20"/>
-          <w:lang w:eastAsia="de-DE"/>
-          <w14:ligatures w14:val="none"/>
-        </w:rPr>
-        <w:t>git push</w:t>
-      </w:r>
-    </w:p>
-    <w:p>
-      <w:pPr>
-        <w:tabs>
-          <w:tab w:val="left" w:pos="916"/>
-          <w:tab w:val="left" w:pos="1832"/>
-          <w:tab w:val="left" w:pos="2748"/>
-          <w:tab w:val="left" w:pos="3664"/>
-          <w:tab w:val="left" w:pos="4580"/>
-          <w:tab w:val="left" w:pos="5496"/>
-          <w:tab w:val="left" w:pos="6412"/>
-          <w:tab w:val="left" w:pos="7328"/>
-          <w:tab w:val="left" w:pos="8244"/>
-          <w:tab w:val="left" w:pos="9160"/>
-          <w:tab w:val="left" w:pos="10076"/>
-          <w:tab w:val="left" w:pos="10992"/>
-          <w:tab w:val="left" w:pos="11908"/>
-          <w:tab w:val="left" w:pos="12824"/>
-          <w:tab w:val="left" w:pos="13740"/>
-          <w:tab w:val="left" w:pos="14656"/>
-        </w:tabs>
-        <w:spacing w:line="276" w:lineRule="auto"/>
-        <w:ind w:left="1440"/>
-        <w:rPr>
-          <w:rFonts w:ascii="Courier New" w:eastAsia="Times New Roman" w:hAnsi="Courier New" w:cs="Courier New"/>
-          <w:kern w:val="0"/>
-          <w:sz w:val="20"/>
-          <w:szCs w:val="20"/>
-          <w:lang w:eastAsia="de-DE"/>
-          <w14:ligatures w14:val="none"/>
-        </w:rPr>
-      </w:pPr>
-      <w:r>
-        <w:rPr>
-          <w:rFonts w:ascii="Courier New" w:eastAsia="Times New Roman" w:hAnsi="Courier New" w:cs="Courier New"/>
-          <w:i/>
-          <w:iCs/>
-          <w:kern w:val="0"/>
-          <w:sz w:val="20"/>
-          <w:szCs w:val="20"/>
-          <w:lang w:eastAsia="de-DE"/>
-          <w14:ligatures w14:val="none"/>
-        </w:rPr>
-        <w:t xml:space="preserve"> </w:t>
-      </w:r>
-      <w:r>
-        <w:rPr>
-          <w:rFonts w:ascii="Courier New" w:eastAsia="Times New Roman" w:hAnsi="Courier New" w:cs="Courier New"/>
-          <w:kern w:val="0"/>
-          <w:sz w:val="20"/>
-          <w:szCs w:val="20"/>
-          <w:lang w:eastAsia="de-DE"/>
-          <w14:ligatures w14:val="none"/>
-        </w:rPr>
-        <w:t>Code kopieren</w:t>
-      </w:r>
-    </w:p>
-    <w:p>
-      <w:pPr>
-        <w:numPr>
-          <w:ilvl w:val="0"/>
-          <w:numId w:val="1"/>
-        </w:numPr>
-        <w:spacing w:before="100" w:beforeAutospacing="1" w:after="100" w:afterAutospacing="1" w:line="276" w:lineRule="auto"/>
-        <w:rPr>
-          <w:rFonts w:ascii="Times New Roman" w:eastAsia="Times New Roman" w:hAnsi="Times New Roman" w:cs="Times New Roman"/>
-          <w:kern w:val="0"/>
-          <w:lang w:eastAsia="de-DE"/>
-          <w14:ligatures w14:val="none"/>
-        </w:rPr>
-      </w:pPr>
-      <w:r>
-        <w:rPr>
-          <w:rFonts w:ascii="Times New Roman" w:eastAsia="Times New Roman" w:hAnsi="Times New Roman" w:cs="Times New Roman"/>
-          <w:b/>
-          <w:bCs/>
-          <w:kern w:val="0"/>
-          <w:lang w:eastAsia="de-DE"/>
-          <w14:ligatures w14:val="none"/>
-        </w:rPr>
-        <w:t>Aktualisierte Website überprüfen:</w:t>
-      </w:r>
-    </w:p>
-    <w:p>
-      <w:pPr>
-        <w:numPr>
-          <w:ilvl w:val="1"/>
-          <w:numId w:val="1"/>
-        </w:numPr>
-        <w:spacing w:before="100" w:beforeAutospacing="1" w:after="100" w:afterAutospacing="1" w:line="276" w:lineRule="auto"/>
-        <w:rPr>
-          <w:rFonts w:ascii="Times New Roman" w:eastAsia="Times New Roman" w:hAnsi="Times New Roman" w:cs="Times New Roman"/>
-          <w:kern w:val="0"/>
-          <w:lang w:eastAsia="de-DE"/>
-          <w14:ligatures w14:val="none"/>
-        </w:rPr>
-      </w:pPr>
-      <w:r>
-        <w:rPr>
-          <w:rFonts w:ascii="Times New Roman" w:eastAsia="Times New Roman" w:hAnsi="Times New Roman" w:cs="Times New Roman"/>
-          <w:kern w:val="0"/>
-          <w:lang w:eastAsia="de-DE"/>
-          <w14:ligatures w14:val="none"/>
-        </w:rPr>
-        <w:t>Gehen Sie zu Ihrer Website-URL (</w:t>
-      </w:r>
-      <w:r>
-        <w:rPr>
-          <w:rFonts w:ascii="Courier New" w:eastAsia="Times New Roman" w:hAnsi="Courier New" w:cs="Courier New"/>
-          <w:kern w:val="0"/>
-          <w:sz w:val="20"/>
-          <w:szCs w:val="20"/>
-          <w:lang w:eastAsia="de-DE"/>
-          <w14:ligatures w14:val="none"/>
-        </w:rPr>
-        <w:t>https://yourusername.github.io</w:t>
-      </w:r>
-      <w:r>
-        <w:rPr>
-          <w:rFonts w:ascii="Times New Roman" w:eastAsia="Times New Roman" w:hAnsi="Times New Roman" w:cs="Times New Roman"/>
-          <w:kern w:val="0"/>
-          <w:lang w:eastAsia="de-DE"/>
-          <w14:ligatures w14:val="none"/>
-        </w:rPr>
-        <w:t>), um die aktualisierten Inhalte zu überprüfen. Die Änderungen sollten nach wenigen Minuten sichtbar sein.</w:t>
-      </w:r>
-    </w:p>
-    <w:p>
-      <w:pPr>
-        <w:spacing w:before="100" w:beforeAutospacing="1" w:after="100" w:afterAutospacing="1" w:line="276" w:lineRule="auto"/>
-        <w:rPr>
-          <w:rFonts w:ascii="Times New Roman" w:eastAsia="Times New Roman" w:hAnsi="Times New Roman" w:cs="Times New Roman"/>
-          <w:kern w:val="0"/>
-          <w:lang w:eastAsia="de-DE"/>
-          <w14:ligatures w14:val="none"/>
-        </w:rPr>
-      </w:pPr>
-      <w:r>
-        <w:rPr>
-          <w:rFonts w:ascii="Times New Roman" w:eastAsia="Times New Roman" w:hAnsi="Times New Roman" w:cs="Times New Roman"/>
-          <w:kern w:val="0"/>
-          <w:lang w:eastAsia="de-DE"/>
-          <w14:ligatures w14:val="none"/>
-        </w:rPr>
-        <w:t>Diese Schritte ermöglichen es Ihnen, Ihre Quarto-Website einfach zu aktualisieren und die Änderungen online zu reflektieren.</w:t>
-      </w:r>
-    </w:p>
-    <w:p>
-      <w:pPr>
-        <w:spacing w:line="276" w:lineRule="auto"/>
-      </w:pPr>
-    </w:p>
     <w:p>
       <w:pPr>
         <w:spacing w:line="276" w:lineRule="auto"/>
